--- a/templates/China-AI-Compliance-Checklist-IT-Solution-v1.3.docx
+++ b/templates/China-AI-Compliance-Checklist-IT-Solution-v1.3.docx
@@ -50,15 +50,7 @@
         <w:t>Version:</w:t>
       </w:r>
       <w:r>
-        <w:t xml:space="preserve"> 1.3 (2026-10-</w:t>
-      </w:r>
-      <w:proofErr w:type="gramStart"/>
-      <w:r>
-        <w:t>09) ·</w:t>
-      </w:r>
-      <w:proofErr w:type="gramEnd"/>
-      <w:r>
-        <w:t xml:space="preserve"> </w:t>
+        <w:t xml:space="preserve"> 1.3 (2026-10-09) · </w:t>
       </w:r>
       <w:r>
         <w:rPr>
@@ -67,15 +59,7 @@
         <w:t>Regulations as of:</w:t>
       </w:r>
       <w:r>
-        <w:t xml:space="preserve"> 2026-10-08 (GB/T 45958-2025 in force since 2026-02-</w:t>
-      </w:r>
-      <w:proofErr w:type="gramStart"/>
-      <w:r>
-        <w:t>01) ·</w:t>
-      </w:r>
-      <w:proofErr w:type="gramEnd"/>
-      <w:r>
-        <w:t xml:space="preserve"> </w:t>
+        <w:t xml:space="preserve"> 2026-10-08 (GB/T 45958-2025 in force since 2026-02-01) · </w:t>
       </w:r>
       <w:r>
         <w:rPr>
@@ -98,15 +82,7 @@
         <w:t>Owner:</w:t>
       </w:r>
       <w:r>
-        <w:t xml:space="preserve"> [TBD — IT Owner or </w:t>
-      </w:r>
-      <w:proofErr w:type="spellStart"/>
-      <w:r>
-        <w:t>PjM</w:t>
-      </w:r>
-      <w:proofErr w:type="spellEnd"/>
-      <w:r>
-        <w:t xml:space="preserve">] · </w:t>
+        <w:t xml:space="preserve"> [TBD — IT Owner or PjM] · </w:t>
       </w:r>
       <w:r>
         <w:rPr>
@@ -165,15 +141,7 @@
         <w:t>☐</w:t>
       </w:r>
       <w:r>
-        <w:t xml:space="preserve"> AI-4 · </w:t>
-      </w:r>
-      <w:proofErr w:type="spellStart"/>
-      <w:r>
-        <w:t>LeanIX</w:t>
-      </w:r>
-      <w:proofErr w:type="spellEnd"/>
-      <w:r>
-        <w:t xml:space="preserve"> ID [TBD]. AI-4 requires China AI Compliance Board review before release; evidence is required for every “No”. Re-run when scope or intended use changes.</w:t>
+        <w:t xml:space="preserve"> AI-4 · LeanIX ID [TBD]. AI-4 requires China AI Compliance Board review before release; evidence is required for every “No”. Re-run when scope or intended use changes.</w:t>
       </w:r>
     </w:p>
     <w:p>
@@ -425,7 +393,7 @@
           <w:p>
             <w:pPr>
               <w:rPr>
-                <w:rFonts w:eastAsia="SimSun" w:hint="eastAsia"/>
+                <w:rFonts w:eastAsia="SimSun"/>
                 <w:lang w:eastAsia="zh-CN"/>
               </w:rPr>
             </w:pPr>
@@ -537,7 +505,7 @@
           <w:p>
             <w:pPr>
               <w:rPr>
-                <w:rFonts w:eastAsia="SimSun" w:hint="eastAsia"/>
+                <w:rFonts w:eastAsia="SimSun"/>
                 <w:lang w:eastAsia="zh-CN"/>
               </w:rPr>
             </w:pPr>
@@ -649,7 +617,7 @@
           <w:p>
             <w:pPr>
               <w:rPr>
-                <w:rFonts w:eastAsia="SimSun" w:hint="eastAsia"/>
+                <w:rFonts w:eastAsia="SimSun"/>
                 <w:lang w:eastAsia="zh-CN"/>
               </w:rPr>
             </w:pPr>
@@ -761,7 +729,7 @@
           <w:p>
             <w:pPr>
               <w:rPr>
-                <w:rFonts w:eastAsia="SimSun" w:hint="eastAsia"/>
+                <w:rFonts w:eastAsia="SimSun"/>
                 <w:lang w:eastAsia="zh-CN"/>
               </w:rPr>
             </w:pPr>
@@ -889,7 +857,7 @@
           <w:p>
             <w:pPr>
               <w:rPr>
-                <w:rFonts w:eastAsia="SimSun" w:hint="eastAsia"/>
+                <w:rFonts w:eastAsia="SimSun"/>
                 <w:lang w:eastAsia="zh-CN"/>
               </w:rPr>
             </w:pPr>
@@ -1001,7 +969,7 @@
           <w:p>
             <w:pPr>
               <w:rPr>
-                <w:rFonts w:eastAsia="SimSun" w:hint="eastAsia"/>
+                <w:rFonts w:eastAsia="SimSun"/>
                 <w:lang w:eastAsia="zh-CN"/>
               </w:rPr>
             </w:pPr>
@@ -1114,7 +1082,7 @@
           <w:p>
             <w:pPr>
               <w:rPr>
-                <w:rFonts w:eastAsia="SimSun" w:hint="eastAsia"/>
+                <w:rFonts w:eastAsia="SimSun"/>
                 <w:lang w:eastAsia="zh-CN"/>
               </w:rPr>
             </w:pPr>
@@ -4069,7 +4037,7 @@
           <w:p>
             <w:pPr>
               <w:rPr>
-                <w:rFonts w:eastAsia="SimSun" w:hint="eastAsia"/>
+                <w:rFonts w:eastAsia="SimSun"/>
                 <w:lang w:eastAsia="zh-CN"/>
               </w:rPr>
             </w:pPr>
@@ -4672,47 +4640,11 @@
             <w:vAlign w:val="center"/>
           </w:tcPr>
           <w:p>
-            <w:proofErr w:type="gramStart"/>
-            <w:r>
-              <w:rPr>
-                <w:sz w:val="17"/>
-              </w:rPr>
-              <w:t>[ ]</w:t>
-            </w:r>
-            <w:proofErr w:type="gramEnd"/>
-            <w:r>
-              <w:rPr>
-                <w:sz w:val="17"/>
-              </w:rPr>
-              <w:t xml:space="preserve"> Legal as described </w:t>
-            </w:r>
-            <w:proofErr w:type="gramStart"/>
-            <w:r>
-              <w:rPr>
-                <w:sz w:val="17"/>
-              </w:rPr>
-              <w:t>[ ]</w:t>
-            </w:r>
-            <w:proofErr w:type="gramEnd"/>
-            <w:r>
-              <w:rPr>
-                <w:sz w:val="17"/>
-              </w:rPr>
-              <w:t xml:space="preserve"> Action required </w:t>
-            </w:r>
-            <w:proofErr w:type="gramStart"/>
-            <w:r>
-              <w:rPr>
-                <w:sz w:val="17"/>
-              </w:rPr>
-              <w:t>[ ]</w:t>
-            </w:r>
-            <w:proofErr w:type="gramEnd"/>
-            <w:r>
-              <w:rPr>
-                <w:sz w:val="17"/>
-              </w:rPr>
-              <w:t xml:space="preserve"> Cannot determine</w:t>
+            <w:r>
+              <w:rPr>
+                <w:sz w:val="17"/>
+              </w:rPr>
+              <w:t>[ ] Legal as described [ ] Action required [ ] Cannot determine</w:t>
             </w:r>
           </w:p>
         </w:tc>
@@ -4929,7 +4861,7 @@
               <w:rPr>
                 <w:sz w:val="17"/>
               </w:rPr>
-              <w:t>Initial checklist; original archived as China-AI-Compliance-Checklist-IT-Solution-v1.0.md.</w:t>
+              <w:t>Initial checklist.</w:t>
             </w:r>
           </w:p>
         </w:tc>
@@ -5912,6 +5844,7 @@
   <w:style w:type="character" w:default="1" w:styleId="a2">
     <w:name w:val="Default Paragraph Font"/>
     <w:uiPriority w:val="1"/>
+    <w:semiHidden/>
     <w:unhideWhenUsed/>
   </w:style>
   <w:style w:type="table" w:default="1" w:styleId="a3">
